--- a/files/week0/english/Wk0_Syllabus.docx
+++ b/files/week0/english/Wk0_Syllabus.docx
@@ -346,7 +346,7 @@
         <w:spacing w:before="216" w:beforeAutospacing="0" w:after="0" w:afterAutospacing="0" w:line="360" w:lineRule="auto"/>
         <w:textAlignment w:val="baseline"/>
         <w:rPr>
-          <w:rFonts w:ascii="Calibri" w:hAnsi="Calibri" w:cs="Calibri" w:hint="eastAsia"/>
+          <w:rFonts w:ascii="Calibri" w:hAnsi="Calibri" w:cs="Calibri"/>
           <w:sz w:val="22"/>
           <w:szCs w:val="22"/>
           <w:lang w:eastAsia="ko-KR"/>
@@ -1952,13 +1952,13 @@
       </w:r>
       <w:r>
         <w:rPr>
-          <w:rFonts w:ascii="Calibri" w:hAnsi="Calibri" w:cs="Calibri"/>
+          <w:rFonts w:ascii="Calibri" w:hAnsi="Calibri" w:cs="Calibri" w:hint="eastAsia"/>
           <w:b/>
           <w:sz w:val="22"/>
           <w:szCs w:val="22"/>
           <w:lang w:eastAsia="ko-KR"/>
         </w:rPr>
-        <w:t>July 11</w:t>
+        <w:t>August 4</w:t>
       </w:r>
       <w:r>
         <w:rPr>
@@ -2175,13 +2175,7 @@
               <w:rPr>
                 <w:rFonts w:ascii="Calibri" w:hAnsi="Calibri" w:cs="Calibri"/>
               </w:rPr>
-              <w:t xml:space="preserve"> </w:t>
-            </w:r>
-            <w:r>
-              <w:rPr>
-                <w:rFonts w:ascii="Calibri" w:hAnsi="Calibri" w:cs="Calibri"/>
-              </w:rPr>
-              <w:t>(</w:t>
+              <w:t xml:space="preserve"> (</w:t>
             </w:r>
             <w:r>
               <w:rPr>
@@ -2256,7 +2250,7 @@
           <w:tcPr>
             <w:tcW w:w="1457" w:type="dxa"/>
             <w:noWrap/>
-            <w:vAlign w:val="bottom"/>
+            <w:vAlign w:val="center"/>
           </w:tcPr>
           <w:p>
             <w:pPr>
@@ -2421,7 +2415,7 @@
           <w:tcPr>
             <w:tcW w:w="1457" w:type="dxa"/>
             <w:noWrap/>
-            <w:vAlign w:val="bottom"/>
+            <w:vAlign w:val="center"/>
           </w:tcPr>
           <w:p>
             <w:pPr>
@@ -2550,7 +2544,7 @@
           <w:tcPr>
             <w:tcW w:w="1457" w:type="dxa"/>
             <w:noWrap/>
-            <w:vAlign w:val="bottom"/>
+            <w:vAlign w:val="center"/>
           </w:tcPr>
           <w:p>
             <w:pPr>
@@ -2559,6 +2553,262 @@
                 <w:lang w:eastAsia="ja-JP"/>
               </w:rPr>
             </w:pPr>
+          </w:p>
+        </w:tc>
+      </w:tr>
+      <w:tr>
+        <w:trPr>
+          <w:trHeight w:val="440"/>
+          <w:jc w:val="center"/>
+        </w:trPr>
+        <w:tc>
+          <w:tcPr>
+            <w:tcW w:w="942" w:type="dxa"/>
+            <w:noWrap/>
+            <w:vAlign w:val="center"/>
+          </w:tcPr>
+          <w:p>
+            <w:pPr>
+              <w:jc w:val="center"/>
+              <w:rPr>
+                <w:rFonts w:ascii="Calibri" w:hAnsi="Calibri" w:cs="Calibri"/>
+                <w:lang w:eastAsia="ko-KR"/>
+              </w:rPr>
+            </w:pPr>
+            <w:r>
+              <w:rPr>
+                <w:rFonts w:ascii="Calibri" w:hAnsi="Calibri" w:cs="Calibri"/>
+                <w:lang w:eastAsia="ko-KR"/>
+              </w:rPr>
+              <w:t>4</w:t>
+            </w:r>
+          </w:p>
+          <w:p>
+            <w:pPr>
+              <w:jc w:val="center"/>
+              <w:rPr>
+                <w:rFonts w:ascii="Calibri" w:eastAsia="Times New Roman" w:hAnsi="Calibri" w:cs="Calibri"/>
+                <w:lang w:eastAsia="ja-JP"/>
+              </w:rPr>
+            </w:pPr>
+          </w:p>
+        </w:tc>
+        <w:tc>
+          <w:tcPr>
+            <w:tcW w:w="1123" w:type="dxa"/>
+            <w:noWrap/>
+            <w:vAlign w:val="center"/>
+            <w:hideMark/>
+          </w:tcPr>
+          <w:p>
+            <w:pPr>
+              <w:jc w:val="center"/>
+              <w:rPr>
+                <w:rFonts w:ascii="Calibri" w:eastAsia="Times New Roman" w:hAnsi="Calibri" w:cs="Calibri"/>
+                <w:lang w:eastAsia="ja-JP"/>
+              </w:rPr>
+            </w:pPr>
+            <w:r>
+              <w:rPr>
+                <w:rFonts w:ascii="Calibri" w:hAnsi="Calibri" w:cs="Calibri"/>
+                <w:lang w:eastAsia="ko-KR"/>
+              </w:rPr>
+              <w:t>8/1</w:t>
+            </w:r>
+            <w:r>
+              <w:rPr>
+                <w:rFonts w:ascii="Calibri" w:hAnsi="Calibri" w:cs="Calibri"/>
+              </w:rPr>
+              <w:t xml:space="preserve"> (</w:t>
+            </w:r>
+            <w:r>
+              <w:rPr>
+                <w:rFonts w:ascii="Calibri" w:eastAsia="Malgun Gothic" w:hAnsi="Calibri" w:cs="Calibri"/>
+              </w:rPr>
+              <w:t>토</w:t>
+            </w:r>
+            <w:r>
+              <w:rPr>
+                <w:rFonts w:ascii="Calibri" w:hAnsi="Calibri" w:cs="Calibri"/>
+              </w:rPr>
+              <w:t>)</w:t>
+            </w:r>
+          </w:p>
+        </w:tc>
+        <w:tc>
+          <w:tcPr>
+            <w:tcW w:w="6510" w:type="dxa"/>
+            <w:vAlign w:val="center"/>
+          </w:tcPr>
+          <w:p>
+            <w:pPr>
+              <w:rPr>
+                <w:rFonts w:ascii="Calibri" w:eastAsia="Malgun Gothic" w:hAnsi="Calibri" w:cs="Calibri"/>
+                <w:lang w:eastAsia="ko-KR"/>
+              </w:rPr>
+            </w:pPr>
+            <w:r>
+              <w:rPr>
+                <w:rFonts w:ascii="Calibri" w:eastAsia="Malgun Gothic" w:hAnsi="Calibri" w:cs="Calibri"/>
+                <w:lang w:eastAsia="ko-KR"/>
+              </w:rPr>
+              <w:t>Ch 2 – Construction Financia</w:t>
+            </w:r>
+            <w:r>
+              <w:rPr>
+                <w:rFonts w:ascii="Calibri" w:eastAsia="Malgun Gothic" w:hAnsi="Calibri" w:cs="Calibri"/>
+                <w:lang w:eastAsia="ko-KR"/>
+              </w:rPr>
+              <w:t>l</w:t>
+            </w:r>
+            <w:r>
+              <w:rPr>
+                <w:rFonts w:ascii="Calibri" w:eastAsia="Malgun Gothic" w:hAnsi="Calibri" w:cs="Calibri"/>
+                <w:lang w:eastAsia="ko-KR"/>
+              </w:rPr>
+              <w:t xml:space="preserve"> Statements</w:t>
+            </w:r>
+          </w:p>
+        </w:tc>
+        <w:tc>
+          <w:tcPr>
+            <w:tcW w:w="1457" w:type="dxa"/>
+            <w:noWrap/>
+            <w:vAlign w:val="center"/>
+          </w:tcPr>
+          <w:p>
+            <w:pPr>
+              <w:rPr>
+                <w:rFonts w:ascii="Calibri" w:eastAsia="Times New Roman" w:hAnsi="Calibri" w:cs="Calibri"/>
+                <w:lang w:eastAsia="ja-JP"/>
+              </w:rPr>
+            </w:pPr>
+          </w:p>
+        </w:tc>
+      </w:tr>
+      <w:tr>
+        <w:trPr>
+          <w:trHeight w:val="575"/>
+          <w:jc w:val="center"/>
+        </w:trPr>
+        <w:tc>
+          <w:tcPr>
+            <w:tcW w:w="942" w:type="dxa"/>
+            <w:noWrap/>
+            <w:vAlign w:val="center"/>
+          </w:tcPr>
+          <w:p>
+            <w:pPr>
+              <w:jc w:val="center"/>
+              <w:rPr>
+                <w:rFonts w:ascii="Calibri" w:eastAsia="Times New Roman" w:hAnsi="Calibri" w:cs="Calibri"/>
+                <w:lang w:eastAsia="ja-JP"/>
+              </w:rPr>
+            </w:pPr>
+            <w:r>
+              <w:rPr>
+                <w:rFonts w:ascii="Calibri" w:hAnsi="Calibri" w:cs="Calibri"/>
+                <w:lang w:eastAsia="ko-KR"/>
+              </w:rPr>
+              <w:t>5</w:t>
+            </w:r>
+          </w:p>
+        </w:tc>
+        <w:tc>
+          <w:tcPr>
+            <w:tcW w:w="1123" w:type="dxa"/>
+            <w:noWrap/>
+            <w:vAlign w:val="center"/>
+            <w:hideMark/>
+          </w:tcPr>
+          <w:p>
+            <w:pPr>
+              <w:jc w:val="center"/>
+              <w:rPr>
+                <w:rFonts w:ascii="Calibri" w:eastAsia="Times New Roman" w:hAnsi="Calibri" w:cs="Calibri"/>
+                <w:lang w:eastAsia="ja-JP"/>
+              </w:rPr>
+            </w:pPr>
+            <w:r>
+              <w:rPr>
+                <w:rFonts w:ascii="Calibri" w:hAnsi="Calibri" w:cs="Calibri"/>
+                <w:lang w:eastAsia="ko-KR"/>
+              </w:rPr>
+              <w:t>8/4</w:t>
+            </w:r>
+            <w:r>
+              <w:rPr>
+                <w:rFonts w:ascii="Calibri" w:hAnsi="Calibri" w:cs="Calibri"/>
+              </w:rPr>
+              <w:t xml:space="preserve"> (</w:t>
+            </w:r>
+            <w:r>
+              <w:rPr>
+                <w:rFonts w:ascii="Calibri" w:eastAsia="Malgun Gothic" w:hAnsi="Calibri" w:cs="Calibri"/>
+              </w:rPr>
+              <w:t>화</w:t>
+            </w:r>
+            <w:r>
+              <w:rPr>
+                <w:rFonts w:ascii="Calibri" w:hAnsi="Calibri" w:cs="Calibri"/>
+              </w:rPr>
+              <w:t>)</w:t>
+            </w:r>
+          </w:p>
+        </w:tc>
+        <w:tc>
+          <w:tcPr>
+            <w:tcW w:w="6510" w:type="dxa"/>
+            <w:vAlign w:val="center"/>
+          </w:tcPr>
+          <w:p>
+            <w:pPr>
+              <w:rPr>
+                <w:rFonts w:ascii="Calibri" w:eastAsia="Malgun Gothic" w:hAnsi="Calibri" w:cs="Calibri"/>
+                <w:lang w:eastAsia="ko-KR"/>
+              </w:rPr>
+            </w:pPr>
+            <w:r>
+              <w:rPr>
+                <w:rFonts w:ascii="Calibri" w:eastAsia="Malgun Gothic" w:hAnsi="Calibri" w:cs="Calibri"/>
+                <w:lang w:eastAsia="ko-KR"/>
+              </w:rPr>
+              <w:t>Ch 3 – Adjusting Accounts for Financial Statements</w:t>
+            </w:r>
+          </w:p>
+        </w:tc>
+        <w:tc>
+          <w:tcPr>
+            <w:tcW w:w="1457" w:type="dxa"/>
+            <w:noWrap/>
+            <w:vAlign w:val="center"/>
+          </w:tcPr>
+          <w:p>
+            <w:pPr>
+              <w:rPr>
+                <w:rFonts w:ascii="Calibri" w:eastAsia="Malgun Gothic" w:hAnsi="Calibri" w:cs="Calibri"/>
+                <w:lang w:eastAsia="ko-KR"/>
+              </w:rPr>
+            </w:pPr>
+            <w:r>
+              <w:rPr>
+                <w:rFonts w:ascii="Malgun Gothic" w:eastAsia="Malgun Gothic" w:hAnsi="Malgun Gothic"/>
+                <w:color w:val="000000"/>
+                <w:sz w:val="21"/>
+                <w:szCs w:val="21"/>
+              </w:rPr>
+              <w:t>Ch 0,1</w:t>
+            </w:r>
+            <w:r>
+              <w:rPr>
+                <w:rFonts w:ascii="Malgun Gothic" w:eastAsia="Malgun Gothic" w:hAnsi="Malgun Gothic" w:hint="eastAsia"/>
+                <w:color w:val="000000"/>
+                <w:sz w:val="21"/>
+                <w:szCs w:val="21"/>
+                <w:lang w:eastAsia="ko-KR"/>
+              </w:rPr>
+              <w:t xml:space="preserve"> &amp; 2</w:t>
+            </w:r>
           </w:p>
         </w:tc>
       </w:tr>
@@ -2586,17 +2836,8 @@
                 <w:rFonts w:ascii="Calibri" w:hAnsi="Calibri" w:cs="Calibri"/>
                 <w:lang w:eastAsia="ko-KR"/>
               </w:rPr>
-              <w:t>4</w:t>
-            </w:r>
-          </w:p>
-          <w:p>
-            <w:pPr>
-              <w:jc w:val="center"/>
-              <w:rPr>
-                <w:rFonts w:ascii="Calibri" w:eastAsia="Times New Roman" w:hAnsi="Calibri" w:cs="Calibri"/>
-                <w:lang w:eastAsia="ja-JP"/>
-              </w:rPr>
-            </w:pPr>
+              <w:t>6</w:t>
+            </w:r>
           </w:p>
         </w:tc>
         <w:tc>
@@ -2604,14 +2845,13 @@
             <w:tcW w:w="1123" w:type="dxa"/>
             <w:noWrap/>
             <w:vAlign w:val="center"/>
-            <w:hideMark/>
           </w:tcPr>
           <w:p>
             <w:pPr>
               <w:jc w:val="center"/>
               <w:rPr>
-                <w:rFonts w:ascii="Calibri" w:eastAsia="Times New Roman" w:hAnsi="Calibri" w:cs="Calibri"/>
-                <w:lang w:eastAsia="ja-JP"/>
+                <w:rFonts w:ascii="Calibri" w:hAnsi="Calibri" w:cs="Calibri"/>
+                <w:lang w:eastAsia="ko-KR"/>
               </w:rPr>
             </w:pPr>
             <w:r>
@@ -2619,7 +2859,7 @@
                 <w:rFonts w:ascii="Calibri" w:hAnsi="Calibri" w:cs="Calibri"/>
                 <w:lang w:eastAsia="ko-KR"/>
               </w:rPr>
-              <w:t>8/1</w:t>
+              <w:t>8/6</w:t>
             </w:r>
             <w:r>
               <w:rPr>
@@ -2631,7 +2871,7 @@
               <w:rPr>
                 <w:rFonts w:ascii="Calibri" w:eastAsia="Malgun Gothic" w:hAnsi="Calibri" w:cs="Calibri"/>
               </w:rPr>
-              <w:t>토</w:t>
+              <w:t>목</w:t>
             </w:r>
             <w:r>
               <w:rPr>
@@ -2658,21 +2898,7 @@
                 <w:rFonts w:ascii="Calibri" w:eastAsia="Malgun Gothic" w:hAnsi="Calibri" w:cs="Calibri"/>
                 <w:lang w:eastAsia="ko-KR"/>
               </w:rPr>
-              <w:t>Ch 2 – Construction Financia</w:t>
-            </w:r>
-            <w:r>
-              <w:rPr>
-                <w:rFonts w:ascii="Calibri" w:eastAsia="Malgun Gothic" w:hAnsi="Calibri" w:cs="Calibri"/>
-                <w:lang w:eastAsia="ko-KR"/>
-              </w:rPr>
-              <w:t>l</w:t>
-            </w:r>
-            <w:r>
-              <w:rPr>
-                <w:rFonts w:ascii="Calibri" w:eastAsia="Malgun Gothic" w:hAnsi="Calibri" w:cs="Calibri"/>
-                <w:lang w:eastAsia="ko-KR"/>
-              </w:rPr>
-              <w:t xml:space="preserve"> Statements</w:t>
+              <w:t>Ch 6 – Reporting and Analyzing Revenues Receivables and Operating Income</w:t>
             </w:r>
           </w:p>
         </w:tc>
@@ -2680,13 +2906,13 @@
           <w:tcPr>
             <w:tcW w:w="1457" w:type="dxa"/>
             <w:noWrap/>
-            <w:vAlign w:val="bottom"/>
+            <w:vAlign w:val="center"/>
           </w:tcPr>
           <w:p>
             <w:pPr>
               <w:rPr>
-                <w:rFonts w:ascii="Calibri" w:eastAsia="Times New Roman" w:hAnsi="Calibri" w:cs="Calibri"/>
-                <w:lang w:eastAsia="ja-JP"/>
+                <w:rFonts w:ascii="Calibri" w:eastAsia="Malgun Gothic" w:hAnsi="Calibri" w:cs="Calibri"/>
+                <w:lang w:eastAsia="ko-KR"/>
               </w:rPr>
             </w:pPr>
           </w:p>
@@ -2694,7 +2920,7 @@
       </w:tr>
       <w:tr>
         <w:trPr>
-          <w:trHeight w:val="710"/>
+          <w:trHeight w:val="620"/>
           <w:jc w:val="center"/>
         </w:trPr>
         <w:tc>
@@ -2707,8 +2933,8 @@
             <w:pPr>
               <w:jc w:val="center"/>
               <w:rPr>
-                <w:rFonts w:ascii="Calibri" w:eastAsia="Times New Roman" w:hAnsi="Calibri" w:cs="Calibri"/>
-                <w:lang w:eastAsia="ja-JP"/>
+                <w:rFonts w:ascii="Calibri" w:hAnsi="Calibri" w:cs="Calibri"/>
+                <w:lang w:eastAsia="ko-KR"/>
               </w:rPr>
             </w:pPr>
             <w:r>
@@ -2716,121 +2942,7 @@
                 <w:rFonts w:ascii="Calibri" w:hAnsi="Calibri" w:cs="Calibri"/>
                 <w:lang w:eastAsia="ko-KR"/>
               </w:rPr>
-              <w:t>5</w:t>
-            </w:r>
-          </w:p>
-        </w:tc>
-        <w:tc>
-          <w:tcPr>
-            <w:tcW w:w="1123" w:type="dxa"/>
-            <w:noWrap/>
-            <w:vAlign w:val="center"/>
-            <w:hideMark/>
-          </w:tcPr>
-          <w:p>
-            <w:pPr>
-              <w:jc w:val="center"/>
-              <w:rPr>
-                <w:rFonts w:ascii="Calibri" w:eastAsia="Times New Roman" w:hAnsi="Calibri" w:cs="Calibri"/>
-                <w:lang w:eastAsia="ja-JP"/>
-              </w:rPr>
-            </w:pPr>
-            <w:r>
-              <w:rPr>
-                <w:rFonts w:ascii="Calibri" w:hAnsi="Calibri" w:cs="Calibri"/>
-                <w:lang w:eastAsia="ko-KR"/>
-              </w:rPr>
-              <w:t>8/4</w:t>
-            </w:r>
-            <w:r>
-              <w:rPr>
-                <w:rFonts w:ascii="Calibri" w:hAnsi="Calibri" w:cs="Calibri"/>
-              </w:rPr>
-              <w:t xml:space="preserve"> (</w:t>
-            </w:r>
-            <w:r>
-              <w:rPr>
-                <w:rFonts w:ascii="Calibri" w:eastAsia="Malgun Gothic" w:hAnsi="Calibri" w:cs="Calibri"/>
-              </w:rPr>
-              <w:t>화</w:t>
-            </w:r>
-            <w:r>
-              <w:rPr>
-                <w:rFonts w:ascii="Calibri" w:hAnsi="Calibri" w:cs="Calibri"/>
-              </w:rPr>
-              <w:t>)</w:t>
-            </w:r>
-          </w:p>
-        </w:tc>
-        <w:tc>
-          <w:tcPr>
-            <w:tcW w:w="6510" w:type="dxa"/>
-            <w:vAlign w:val="center"/>
-          </w:tcPr>
-          <w:p>
-            <w:pPr>
-              <w:rPr>
-                <w:rFonts w:ascii="Calibri" w:eastAsia="Malgun Gothic" w:hAnsi="Calibri" w:cs="Calibri"/>
-                <w:lang w:eastAsia="ko-KR"/>
-              </w:rPr>
-            </w:pPr>
-            <w:r>
-              <w:rPr>
-                <w:rFonts w:ascii="Calibri" w:eastAsia="Malgun Gothic" w:hAnsi="Calibri" w:cs="Calibri"/>
-                <w:lang w:eastAsia="ko-KR"/>
-              </w:rPr>
-              <w:t xml:space="preserve">Ch 3 – </w:t>
-            </w:r>
-            <w:r>
-              <w:rPr>
-                <w:rFonts w:ascii="Calibri" w:eastAsia="Malgun Gothic" w:hAnsi="Calibri" w:cs="Calibri"/>
-                <w:lang w:eastAsia="ko-KR"/>
-              </w:rPr>
-              <w:t>Adjusting Accounts for Financial Statements</w:t>
-            </w:r>
-          </w:p>
-        </w:tc>
-        <w:tc>
-          <w:tcPr>
-            <w:tcW w:w="1457" w:type="dxa"/>
-            <w:noWrap/>
-            <w:vAlign w:val="bottom"/>
-          </w:tcPr>
-          <w:p>
-            <w:pPr>
-              <w:rPr>
-                <w:rFonts w:ascii="Calibri" w:eastAsia="Malgun Gothic" w:hAnsi="Calibri" w:cs="Calibri"/>
-                <w:lang w:eastAsia="ko-KR"/>
-              </w:rPr>
-            </w:pPr>
-          </w:p>
-        </w:tc>
-      </w:tr>
-      <w:tr>
-        <w:trPr>
-          <w:trHeight w:val="710"/>
-          <w:jc w:val="center"/>
-        </w:trPr>
-        <w:tc>
-          <w:tcPr>
-            <w:tcW w:w="942" w:type="dxa"/>
-            <w:noWrap/>
-            <w:vAlign w:val="center"/>
-          </w:tcPr>
-          <w:p>
-            <w:pPr>
-              <w:jc w:val="center"/>
-              <w:rPr>
-                <w:rFonts w:ascii="Calibri" w:hAnsi="Calibri" w:cs="Calibri"/>
-                <w:lang w:eastAsia="ko-KR"/>
-              </w:rPr>
-            </w:pPr>
-            <w:r>
-              <w:rPr>
-                <w:rFonts w:ascii="Calibri" w:hAnsi="Calibri" w:cs="Calibri"/>
-                <w:lang w:eastAsia="ko-KR"/>
-              </w:rPr>
-              <w:t>6</w:t>
+              <w:t>7</w:t>
             </w:r>
           </w:p>
         </w:tc>
@@ -2853,7 +2965,7 @@
                 <w:rFonts w:ascii="Calibri" w:hAnsi="Calibri" w:cs="Calibri"/>
                 <w:lang w:eastAsia="ko-KR"/>
               </w:rPr>
-              <w:t>8/6</w:t>
+              <w:t>8/8</w:t>
             </w:r>
             <w:r>
               <w:rPr>
@@ -2865,7 +2977,7 @@
               <w:rPr>
                 <w:rFonts w:ascii="Calibri" w:eastAsia="Malgun Gothic" w:hAnsi="Calibri" w:cs="Calibri"/>
               </w:rPr>
-              <w:t>목</w:t>
+              <w:t>토</w:t>
             </w:r>
             <w:r>
               <w:rPr>
@@ -2895,102 +3007,12 @@
               <w:t>Ch 4 – Reporting and Analyzing Cash Flows</w:t>
             </w:r>
           </w:p>
-          <w:p>
-            <w:pPr>
-              <w:rPr>
-                <w:rFonts w:ascii="Calibri" w:eastAsia="Malgun Gothic" w:hAnsi="Calibri" w:cs="Calibri"/>
-                <w:lang w:eastAsia="ko-KR"/>
-              </w:rPr>
-            </w:pPr>
-            <w:r>
-              <w:rPr>
-                <w:rFonts w:ascii="Malgun Gothic" w:eastAsia="Malgun Gothic" w:hAnsi="Malgun Gothic" w:hint="eastAsia"/>
-                <w:color w:val="000000"/>
-                <w:sz w:val="21"/>
-                <w:szCs w:val="21"/>
-                <w:lang w:eastAsia="ko-KR"/>
-              </w:rPr>
-              <w:t xml:space="preserve">Special Topic </w:t>
-            </w:r>
-            <w:r>
-              <w:rPr>
-                <w:rFonts w:ascii="Malgun Gothic" w:eastAsia="Malgun Gothic" w:hAnsi="Malgun Gothic"/>
-                <w:color w:val="000000"/>
-                <w:sz w:val="21"/>
-                <w:szCs w:val="21"/>
-                <w:lang w:eastAsia="ko-KR"/>
-              </w:rPr>
-              <w:t>–</w:t>
-            </w:r>
-            <w:r>
-              <w:rPr>
-                <w:rFonts w:ascii="Malgun Gothic" w:eastAsia="Malgun Gothic" w:hAnsi="Malgun Gothic" w:hint="eastAsia"/>
-                <w:color w:val="000000"/>
-                <w:sz w:val="21"/>
-                <w:szCs w:val="21"/>
-                <w:lang w:eastAsia="ko-KR"/>
-              </w:rPr>
-              <w:t xml:space="preserve"> </w:t>
-            </w:r>
-            <w:r>
-              <w:rPr>
-                <w:rFonts w:ascii="Malgun Gothic" w:eastAsia="Malgun Gothic" w:hAnsi="Malgun Gothic" w:hint="eastAsia"/>
-                <w:color w:val="000000"/>
-                <w:sz w:val="21"/>
-                <w:szCs w:val="21"/>
-                <w:lang w:eastAsia="ko-KR"/>
-              </w:rPr>
-              <w:t xml:space="preserve">Valuation Basics and </w:t>
-            </w:r>
-            <w:r>
-              <w:rPr>
-                <w:rFonts w:ascii="Malgun Gothic" w:eastAsia="Malgun Gothic" w:hAnsi="Malgun Gothic" w:hint="eastAsia"/>
-                <w:color w:val="000000"/>
-                <w:sz w:val="21"/>
-                <w:szCs w:val="21"/>
-                <w:lang w:eastAsia="ko-KR"/>
-              </w:rPr>
-              <w:t>PE ratio</w:t>
-            </w:r>
-            <w:r>
-              <w:rPr>
-                <w:rFonts w:ascii="Malgun Gothic" w:eastAsia="Malgun Gothic" w:hAnsi="Malgun Gothic"/>
-                <w:color w:val="000000"/>
-                <w:sz w:val="21"/>
-                <w:szCs w:val="21"/>
-                <w:lang w:eastAsia="ko-KR"/>
-              </w:rPr>
-              <w:t xml:space="preserve"> (</w:t>
-            </w:r>
-            <w:r>
-              <w:rPr>
-                <w:rFonts w:ascii="Malgun Gothic" w:eastAsia="Malgun Gothic" w:hAnsi="Malgun Gothic"/>
-                <w:b/>
-                <w:bCs/>
-                <w:color w:val="000000"/>
-                <w:sz w:val="21"/>
-                <w:szCs w:val="21"/>
-                <w:lang w:eastAsia="ko-KR"/>
-              </w:rPr>
-              <w:t>SK Hynix vs. Nvidia</w:t>
-            </w:r>
-            <w:r>
-              <w:rPr>
-                <w:rFonts w:ascii="Malgun Gothic" w:eastAsia="Malgun Gothic" w:hAnsi="Malgun Gothic"/>
-                <w:color w:val="000000"/>
-                <w:sz w:val="21"/>
-                <w:szCs w:val="21"/>
-                <w:lang w:eastAsia="ko-KR"/>
-              </w:rPr>
-              <w:t>)</w:t>
-            </w:r>
-          </w:p>
         </w:tc>
         <w:tc>
           <w:tcPr>
             <w:tcW w:w="1457" w:type="dxa"/>
             <w:noWrap/>
-            <w:vAlign w:val="bottom"/>
+            <w:vAlign w:val="center"/>
           </w:tcPr>
           <w:p>
             <w:pPr>
@@ -3017,16 +3039,16 @@
             <w:pPr>
               <w:jc w:val="center"/>
               <w:rPr>
-                <w:rFonts w:ascii="Calibri" w:eastAsia="Times New Roman" w:hAnsi="Calibri" w:cs="Calibri"/>
-                <w:lang w:eastAsia="ja-JP"/>
+                <w:rFonts w:ascii="Calibri" w:hAnsi="Calibri" w:cs="Calibri"/>
+                <w:lang w:eastAsia="ko-KR"/>
               </w:rPr>
             </w:pPr>
             <w:r>
               <w:rPr>
-                <w:rFonts w:ascii="Calibri" w:hAnsi="Calibri" w:cs="Calibri"/>
-                <w:lang w:eastAsia="ko-KR"/>
-              </w:rPr>
-              <w:t>7</w:t>
+                <w:rFonts w:ascii="Calibri" w:eastAsia="Malgun Gothic" w:hAnsi="Calibri" w:cs="Calibri"/>
+                <w:lang w:eastAsia="ko-KR"/>
+              </w:rPr>
+              <w:t>8</w:t>
             </w:r>
           </w:p>
         </w:tc>
@@ -3040,8 +3062,8 @@
             <w:pPr>
               <w:jc w:val="center"/>
               <w:rPr>
-                <w:rFonts w:ascii="Calibri" w:eastAsia="Times New Roman" w:hAnsi="Calibri" w:cs="Calibri"/>
-                <w:lang w:eastAsia="ja-JP"/>
+                <w:rFonts w:ascii="Calibri" w:hAnsi="Calibri" w:cs="Calibri"/>
+                <w:lang w:eastAsia="ko-KR"/>
               </w:rPr>
             </w:pPr>
             <w:r>
@@ -3085,10 +3107,63 @@
             </w:pPr>
             <w:r>
               <w:rPr>
-                <w:rFonts w:ascii="Calibri" w:eastAsia="Malgun Gothic" w:hAnsi="Calibri" w:cs="Calibri"/>
-                <w:lang w:eastAsia="ko-KR"/>
-              </w:rPr>
-              <w:t>Ch 6 – Reporting and Analyzing Revenues Receivables and Operating Income</w:t>
+                <w:rFonts w:ascii="Malgun Gothic" w:eastAsia="Malgun Gothic" w:hAnsi="Malgun Gothic" w:hint="eastAsia"/>
+                <w:color w:val="000000"/>
+                <w:sz w:val="21"/>
+                <w:szCs w:val="21"/>
+                <w:lang w:eastAsia="ko-KR"/>
+              </w:rPr>
+              <w:t xml:space="preserve">Special Topic </w:t>
+            </w:r>
+            <w:r>
+              <w:rPr>
+                <w:rFonts w:ascii="Malgun Gothic" w:eastAsia="Malgun Gothic" w:hAnsi="Malgun Gothic"/>
+                <w:color w:val="000000"/>
+                <w:sz w:val="21"/>
+                <w:szCs w:val="21"/>
+                <w:lang w:eastAsia="ko-KR"/>
+              </w:rPr>
+              <w:t>–</w:t>
+            </w:r>
+            <w:r>
+              <w:rPr>
+                <w:rFonts w:ascii="Malgun Gothic" w:eastAsia="Malgun Gothic" w:hAnsi="Malgun Gothic" w:hint="eastAsia"/>
+                <w:color w:val="000000"/>
+                <w:sz w:val="21"/>
+                <w:szCs w:val="21"/>
+                <w:lang w:eastAsia="ko-KR"/>
+              </w:rPr>
+              <w:t xml:space="preserve"> </w:t>
+            </w:r>
+            <w:r>
+              <w:rPr>
+                <w:rFonts w:ascii="Malgun Gothic" w:eastAsia="Malgun Gothic" w:hAnsi="Malgun Gothic" w:hint="eastAsia"/>
+                <w:color w:val="000000"/>
+                <w:sz w:val="21"/>
+                <w:szCs w:val="21"/>
+                <w:lang w:eastAsia="ko-KR"/>
+              </w:rPr>
+              <w:t xml:space="preserve">Valuation Basics and </w:t>
+            </w:r>
+            <w:r>
+              <w:rPr>
+                <w:rFonts w:ascii="Malgun Gothic" w:eastAsia="Malgun Gothic" w:hAnsi="Malgun Gothic" w:hint="eastAsia"/>
+                <w:color w:val="000000"/>
+                <w:sz w:val="21"/>
+                <w:szCs w:val="21"/>
+                <w:lang w:eastAsia="ko-KR"/>
+              </w:rPr>
+              <w:t>PE ratio</w:t>
+            </w:r>
+            <w:r>
+              <w:rPr>
+                <w:rFonts w:ascii="Malgun Gothic" w:eastAsia="Malgun Gothic" w:hAnsi="Malgun Gothic"/>
+                <w:color w:val="000000"/>
+                <w:sz w:val="21"/>
+                <w:szCs w:val="21"/>
+                <w:lang w:eastAsia="ko-KR"/>
+              </w:rPr>
+              <w:t xml:space="preserve"> </w:t>
             </w:r>
           </w:p>
         </w:tc>
@@ -3096,22 +3171,379 @@
           <w:tcPr>
             <w:tcW w:w="1457" w:type="dxa"/>
             <w:noWrap/>
-            <w:vAlign w:val="bottom"/>
+            <w:vAlign w:val="center"/>
           </w:tcPr>
           <w:p>
             <w:pPr>
               <w:rPr>
+                <w:rFonts w:ascii="Calibri" w:eastAsia="Malgun Gothic" w:hAnsi="Calibri" w:cs="Calibri"/>
+                <w:lang w:eastAsia="ko-KR"/>
+              </w:rPr>
+            </w:pPr>
+          </w:p>
+        </w:tc>
+      </w:tr>
+      <w:tr>
+        <w:trPr>
+          <w:trHeight w:val="620"/>
+          <w:jc w:val="center"/>
+        </w:trPr>
+        <w:tc>
+          <w:tcPr>
+            <w:tcW w:w="942" w:type="dxa"/>
+            <w:noWrap/>
+            <w:vAlign w:val="center"/>
+          </w:tcPr>
+          <w:p>
+            <w:pPr>
+              <w:jc w:val="center"/>
+              <w:rPr>
+                <w:rFonts w:ascii="Calibri" w:hAnsi="Calibri" w:cs="Calibri"/>
+                <w:lang w:eastAsia="ko-KR"/>
+              </w:rPr>
+            </w:pPr>
+            <w:r>
+              <w:rPr>
+                <w:rFonts w:ascii="Calibri" w:hAnsi="Calibri" w:cs="Calibri" w:hint="eastAsia"/>
+                <w:lang w:eastAsia="ko-KR"/>
+              </w:rPr>
+              <w:t>9</w:t>
+            </w:r>
+          </w:p>
+        </w:tc>
+        <w:tc>
+          <w:tcPr>
+            <w:tcW w:w="1123" w:type="dxa"/>
+            <w:noWrap/>
+            <w:vAlign w:val="center"/>
+          </w:tcPr>
+          <w:p>
+            <w:pPr>
+              <w:jc w:val="center"/>
+              <w:rPr>
+                <w:rFonts w:ascii="Calibri" w:hAnsi="Calibri" w:cs="Calibri"/>
+                <w:lang w:eastAsia="ko-KR"/>
+              </w:rPr>
+            </w:pPr>
+            <w:r>
+              <w:rPr>
+                <w:rFonts w:ascii="Calibri" w:hAnsi="Calibri" w:cs="Calibri"/>
+                <w:lang w:eastAsia="ko-KR"/>
+              </w:rPr>
+              <w:t>8/11</w:t>
+            </w:r>
+            <w:r>
+              <w:rPr>
+                <w:rFonts w:ascii="Calibri" w:hAnsi="Calibri" w:cs="Calibri"/>
+              </w:rPr>
+              <w:t xml:space="preserve"> (</w:t>
+            </w:r>
+            <w:r>
+              <w:rPr>
+                <w:rFonts w:ascii="Calibri" w:eastAsia="Malgun Gothic" w:hAnsi="Calibri" w:cs="Calibri"/>
+              </w:rPr>
+              <w:t>화</w:t>
+            </w:r>
+            <w:r>
+              <w:rPr>
+                <w:rFonts w:ascii="Calibri" w:hAnsi="Calibri" w:cs="Calibri"/>
+              </w:rPr>
+              <w:t>)</w:t>
+            </w:r>
+          </w:p>
+        </w:tc>
+        <w:tc>
+          <w:tcPr>
+            <w:tcW w:w="6510" w:type="dxa"/>
+            <w:vAlign w:val="center"/>
+          </w:tcPr>
+          <w:p>
+            <w:pPr>
+              <w:rPr>
+                <w:rFonts w:ascii="Calibri" w:eastAsia="Malgun Gothic" w:hAnsi="Calibri" w:cs="Calibri"/>
+                <w:lang w:eastAsia="ko-KR"/>
+              </w:rPr>
+            </w:pPr>
+            <w:r>
+              <w:rPr>
+                <w:rFonts w:ascii="Calibri" w:eastAsia="Malgun Gothic" w:hAnsi="Calibri" w:cs="Calibri"/>
+                <w:lang w:eastAsia="ko-KR"/>
+              </w:rPr>
+              <w:t>Ch 7 – Reporting and analyzing Inventory</w:t>
+            </w:r>
+          </w:p>
+        </w:tc>
+        <w:tc>
+          <w:tcPr>
+            <w:tcW w:w="1457" w:type="dxa"/>
+            <w:noWrap/>
+            <w:vAlign w:val="center"/>
+          </w:tcPr>
+          <w:p>
+            <w:pPr>
+              <w:rPr>
+                <w:rFonts w:ascii="Calibri" w:eastAsia="Malgun Gothic" w:hAnsi="Calibri" w:cs="Calibri"/>
+                <w:lang w:eastAsia="ko-KR"/>
+              </w:rPr>
+            </w:pPr>
+            <w:r>
+              <w:rPr>
+                <w:rFonts w:ascii="Malgun Gothic" w:eastAsia="Malgun Gothic" w:hAnsi="Malgun Gothic"/>
+                <w:color w:val="000000"/>
+                <w:sz w:val="21"/>
+                <w:szCs w:val="21"/>
+              </w:rPr>
+              <w:t xml:space="preserve">Ch </w:t>
+            </w:r>
+            <w:r>
+              <w:rPr>
+                <w:rFonts w:ascii="Malgun Gothic" w:eastAsia="Malgun Gothic" w:hAnsi="Malgun Gothic" w:hint="eastAsia"/>
+                <w:color w:val="000000"/>
+                <w:sz w:val="21"/>
+                <w:szCs w:val="21"/>
+                <w:lang w:eastAsia="ko-KR"/>
+              </w:rPr>
+              <w:t>3</w:t>
+            </w:r>
+            <w:r>
+              <w:rPr>
+                <w:rFonts w:ascii="Malgun Gothic" w:eastAsia="Malgun Gothic" w:hAnsi="Malgun Gothic"/>
+                <w:color w:val="000000"/>
+                <w:sz w:val="21"/>
+                <w:szCs w:val="21"/>
+                <w:lang w:eastAsia="ko-KR"/>
+              </w:rPr>
+              <w:t xml:space="preserve"> &amp; 4</w:t>
+            </w:r>
+            <w:r>
+              <w:rPr>
+                <w:rFonts w:ascii="Malgun Gothic" w:eastAsia="Malgun Gothic" w:hAnsi="Malgun Gothic" w:hint="eastAsia"/>
+                <w:color w:val="000000"/>
+                <w:sz w:val="21"/>
+                <w:szCs w:val="21"/>
+                <w:lang w:eastAsia="ko-KR"/>
+              </w:rPr>
+              <w:t xml:space="preserve"> </w:t>
+            </w:r>
+          </w:p>
+        </w:tc>
+      </w:tr>
+      <w:tr>
+        <w:trPr>
+          <w:trHeight w:val="530"/>
+          <w:jc w:val="center"/>
+        </w:trPr>
+        <w:tc>
+          <w:tcPr>
+            <w:tcW w:w="942" w:type="dxa"/>
+            <w:noWrap/>
+            <w:vAlign w:val="center"/>
+          </w:tcPr>
+          <w:p>
+            <w:pPr>
+              <w:jc w:val="center"/>
+              <w:rPr>
+                <w:rFonts w:ascii="Calibri" w:hAnsi="Calibri" w:cs="Calibri"/>
+                <w:lang w:eastAsia="ko-KR"/>
+              </w:rPr>
+            </w:pPr>
+            <w:r>
+              <w:rPr>
+                <w:rFonts w:ascii="Calibri" w:hAnsi="Calibri" w:cs="Calibri" w:hint="eastAsia"/>
+                <w:lang w:eastAsia="ko-KR"/>
+              </w:rPr>
+              <w:t>10</w:t>
+            </w:r>
+          </w:p>
+        </w:tc>
+        <w:tc>
+          <w:tcPr>
+            <w:tcW w:w="1123" w:type="dxa"/>
+            <w:noWrap/>
+            <w:vAlign w:val="center"/>
+          </w:tcPr>
+          <w:p>
+            <w:pPr>
+              <w:jc w:val="center"/>
+              <w:rPr>
+                <w:rFonts w:ascii="Calibri" w:hAnsi="Calibri" w:cs="Calibri"/>
+                <w:lang w:eastAsia="ko-KR"/>
+              </w:rPr>
+            </w:pPr>
+            <w:r>
+              <w:rPr>
+                <w:rFonts w:ascii="Calibri" w:hAnsi="Calibri" w:cs="Calibri"/>
+                <w:lang w:eastAsia="ko-KR"/>
+              </w:rPr>
+              <w:t>8/13</w:t>
+            </w:r>
+            <w:r>
+              <w:rPr>
+                <w:rFonts w:ascii="Calibri" w:hAnsi="Calibri" w:cs="Calibri"/>
+              </w:rPr>
+              <w:t xml:space="preserve"> (</w:t>
+            </w:r>
+            <w:r>
+              <w:rPr>
+                <w:rFonts w:ascii="Calibri" w:eastAsia="Malgun Gothic" w:hAnsi="Calibri" w:cs="Calibri"/>
+              </w:rPr>
+              <w:t>목</w:t>
+            </w:r>
+            <w:r>
+              <w:rPr>
+                <w:rFonts w:ascii="Calibri" w:hAnsi="Calibri" w:cs="Calibri"/>
+              </w:rPr>
+              <w:t>)</w:t>
+            </w:r>
+          </w:p>
+        </w:tc>
+        <w:tc>
+          <w:tcPr>
+            <w:tcW w:w="6510" w:type="dxa"/>
+            <w:vAlign w:val="center"/>
+          </w:tcPr>
+          <w:p>
+            <w:pPr>
+              <w:rPr>
+                <w:rFonts w:ascii="Calibri" w:eastAsia="Malgun Gothic" w:hAnsi="Calibri" w:cs="Calibri"/>
+                <w:lang w:eastAsia="ko-KR"/>
+              </w:rPr>
+            </w:pPr>
+            <w:r>
+              <w:rPr>
+                <w:rFonts w:ascii="Calibri" w:eastAsia="Malgun Gothic" w:hAnsi="Calibri" w:cs="Calibri"/>
+                <w:lang w:eastAsia="ko-KR"/>
+              </w:rPr>
+              <w:t>Ch 5 Analyzing and Interpreting Financial Statements</w:t>
+            </w:r>
+          </w:p>
+        </w:tc>
+        <w:tc>
+          <w:tcPr>
+            <w:tcW w:w="1457" w:type="dxa"/>
+            <w:noWrap/>
+            <w:vAlign w:val="center"/>
+          </w:tcPr>
+          <w:p>
+            <w:pPr>
+              <w:rPr>
+                <w:rFonts w:ascii="Calibri" w:eastAsia="Malgun Gothic" w:hAnsi="Calibri" w:cs="Calibri"/>
+                <w:lang w:eastAsia="ko-KR"/>
+              </w:rPr>
+            </w:pPr>
+          </w:p>
+        </w:tc>
+      </w:tr>
+      <w:tr>
+        <w:trPr>
+          <w:trHeight w:val="530"/>
+          <w:jc w:val="center"/>
+        </w:trPr>
+        <w:tc>
+          <w:tcPr>
+            <w:tcW w:w="942" w:type="dxa"/>
+            <w:noWrap/>
+            <w:vAlign w:val="center"/>
+          </w:tcPr>
+          <w:p>
+            <w:pPr>
+              <w:jc w:val="center"/>
+              <w:rPr>
+                <w:rFonts w:ascii="Calibri" w:eastAsia="Malgun Gothic" w:hAnsi="Calibri" w:cs="Calibri"/>
+                <w:lang w:eastAsia="ko-KR"/>
+              </w:rPr>
+            </w:pPr>
+            <w:r>
+              <w:rPr>
+                <w:rFonts w:ascii="Calibri" w:eastAsia="Malgun Gothic" w:hAnsi="Calibri" w:cs="Calibri" w:hint="eastAsia"/>
+                <w:lang w:eastAsia="ko-KR"/>
+              </w:rPr>
+              <w:t>11/12</w:t>
+            </w:r>
+          </w:p>
+        </w:tc>
+        <w:tc>
+          <w:tcPr>
+            <w:tcW w:w="1123" w:type="dxa"/>
+            <w:noWrap/>
+            <w:vAlign w:val="center"/>
+          </w:tcPr>
+          <w:p>
+            <w:pPr>
+              <w:jc w:val="center"/>
+              <w:rPr>
                 <w:rFonts w:ascii="Calibri" w:eastAsia="Times New Roman" w:hAnsi="Calibri" w:cs="Calibri"/>
                 <w:lang w:eastAsia="ja-JP"/>
               </w:rPr>
             </w:pPr>
             <w:r>
               <w:rPr>
+                <w:rFonts w:ascii="Calibri" w:hAnsi="Calibri" w:cs="Calibri"/>
+                <w:lang w:eastAsia="ko-KR"/>
+              </w:rPr>
+              <w:t>8/</w:t>
+            </w:r>
+            <w:r>
+              <w:rPr>
+                <w:rFonts w:ascii="Calibri" w:hAnsi="Calibri" w:cs="Calibri" w:hint="eastAsia"/>
+                <w:lang w:eastAsia="ko-KR"/>
+              </w:rPr>
+              <w:t>15</w:t>
+            </w:r>
+            <w:r>
+              <w:rPr>
+                <w:rFonts w:ascii="Calibri" w:hAnsi="Calibri" w:cs="Calibri"/>
+              </w:rPr>
+              <w:t xml:space="preserve"> (</w:t>
+            </w:r>
+            <w:r>
+              <w:rPr>
                 <w:rFonts w:ascii="Calibri" w:eastAsia="Malgun Gothic" w:hAnsi="Calibri" w:cs="Calibri"/>
-                <w:lang w:eastAsia="ko-KR"/>
-              </w:rPr>
-              <w:t>Ch 0,1,2,3,4</w:t>
-            </w:r>
+              </w:rPr>
+              <w:t>토</w:t>
+            </w:r>
+            <w:r>
+              <w:rPr>
+                <w:rFonts w:ascii="Calibri" w:hAnsi="Calibri" w:cs="Calibri"/>
+              </w:rPr>
+              <w:t>)</w:t>
+            </w:r>
+          </w:p>
+        </w:tc>
+        <w:tc>
+          <w:tcPr>
+            <w:tcW w:w="6510" w:type="dxa"/>
+            <w:vAlign w:val="center"/>
+          </w:tcPr>
+          <w:p>
+            <w:pPr>
+              <w:rPr>
+                <w:rFonts w:ascii="Calibri" w:eastAsia="Malgun Gothic" w:hAnsi="Calibri" w:cs="Calibri"/>
+                <w:lang w:eastAsia="ko-KR"/>
+              </w:rPr>
+            </w:pPr>
+            <w:r>
+              <w:rPr>
+                <w:rFonts w:ascii="Calibri" w:eastAsia="Malgun Gothic" w:hAnsi="Calibri" w:cs="Calibri" w:hint="eastAsia"/>
+                <w:lang w:eastAsia="ko-KR"/>
+              </w:rPr>
+              <w:t>Holiday (No Class)</w:t>
+            </w:r>
+          </w:p>
+        </w:tc>
+        <w:tc>
+          <w:tcPr>
+            <w:tcW w:w="1457" w:type="dxa"/>
+            <w:noWrap/>
+            <w:vAlign w:val="center"/>
+          </w:tcPr>
+          <w:p>
+            <w:pPr>
+              <w:rPr>
+                <w:rFonts w:ascii="Calibri" w:eastAsia="Times New Roman" w:hAnsi="Calibri" w:cs="Calibri"/>
+                <w:lang w:eastAsia="ja-JP"/>
+              </w:rPr>
+            </w:pPr>
           </w:p>
         </w:tc>
       </w:tr>
@@ -3136,10 +3568,10 @@
             </w:pPr>
             <w:r>
               <w:rPr>
-                <w:rFonts w:ascii="Calibri" w:eastAsia="Malgun Gothic" w:hAnsi="Calibri" w:cs="Calibri"/>
-                <w:lang w:eastAsia="ko-KR"/>
-              </w:rPr>
-              <w:t>8</w:t>
+                <w:rFonts w:ascii="Calibri" w:hAnsi="Calibri" w:cs="Calibri"/>
+                <w:lang w:eastAsia="ko-KR"/>
+              </w:rPr>
+              <w:t>13</w:t>
             </w:r>
           </w:p>
         </w:tc>
@@ -3154,6 +3586,7 @@
               <w:jc w:val="center"/>
               <w:rPr>
                 <w:rFonts w:ascii="Calibri" w:hAnsi="Calibri" w:cs="Calibri"/>
+                <w:lang w:eastAsia="ko-KR"/>
               </w:rPr>
             </w:pPr>
             <w:r>
@@ -3161,19 +3594,19 @@
                 <w:rFonts w:ascii="Calibri" w:hAnsi="Calibri" w:cs="Calibri"/>
                 <w:lang w:eastAsia="ko-KR"/>
               </w:rPr>
-              <w:t>8/8</w:t>
-            </w:r>
-            <w:r>
-              <w:rPr>
-                <w:rFonts w:ascii="Calibri" w:hAnsi="Calibri" w:cs="Calibri"/>
-              </w:rPr>
-              <w:t xml:space="preserve"> (</w:t>
+              <w:t xml:space="preserve">8/18 </w:t>
+            </w:r>
+            <w:r>
+              <w:rPr>
+                <w:rFonts w:ascii="Calibri" w:hAnsi="Calibri" w:cs="Calibri"/>
+              </w:rPr>
+              <w:t>(</w:t>
             </w:r>
             <w:r>
               <w:rPr>
                 <w:rFonts w:ascii="Calibri" w:eastAsia="Malgun Gothic" w:hAnsi="Calibri" w:cs="Calibri"/>
               </w:rPr>
-              <w:t>토</w:t>
+              <w:t>화</w:t>
             </w:r>
             <w:r>
               <w:rPr>
@@ -3191,8 +3624,8 @@
           <w:p>
             <w:pPr>
               <w:rPr>
-                <w:rFonts w:ascii="Calibri" w:eastAsia="Times New Roman" w:hAnsi="Calibri" w:cs="Calibri"/>
-                <w:lang w:eastAsia="ja-JP"/>
+                <w:rFonts w:ascii="Calibri" w:hAnsi="Calibri" w:cs="Calibri"/>
+                <w:lang w:eastAsia="ko-KR"/>
               </w:rPr>
             </w:pPr>
             <w:r>
@@ -3200,7 +3633,7 @@
                 <w:rFonts w:ascii="Calibri" w:eastAsia="Malgun Gothic" w:hAnsi="Calibri" w:cs="Calibri"/>
                 <w:lang w:eastAsia="ko-KR"/>
               </w:rPr>
-              <w:t xml:space="preserve">Ch 7 – Reporting and analyzing Inventory </w:t>
+              <w:t>Ch 8 – Reporting and Analyzing Long-Term Operating Assets</w:t>
             </w:r>
           </w:p>
         </w:tc>
@@ -3208,233 +3641,24 @@
           <w:tcPr>
             <w:tcW w:w="1457" w:type="dxa"/>
             <w:noWrap/>
-            <w:vAlign w:val="bottom"/>
-          </w:tcPr>
-          <w:p>
-            <w:pPr>
-              <w:rPr>
-                <w:rFonts w:ascii="Calibri" w:eastAsia="Times New Roman" w:hAnsi="Calibri" w:cs="Calibri"/>
-                <w:lang w:eastAsia="ja-JP"/>
-              </w:rPr>
-            </w:pPr>
-          </w:p>
-        </w:tc>
-      </w:tr>
-      <w:tr>
-        <w:trPr>
-          <w:trHeight w:val="521"/>
-          <w:jc w:val="center"/>
-        </w:trPr>
-        <w:tc>
-          <w:tcPr>
-            <w:tcW w:w="942" w:type="dxa"/>
-            <w:shd w:val="clear" w:color="auto" w:fill="D9F2D0" w:themeFill="accent6" w:themeFillTint="33"/>
-            <w:noWrap/>
             <w:vAlign w:val="center"/>
           </w:tcPr>
           <w:p>
             <w:pPr>
-              <w:jc w:val="center"/>
-              <w:rPr>
-                <w:rFonts w:ascii="Calibri" w:eastAsia="Times New Roman" w:hAnsi="Calibri" w:cs="Calibri"/>
-                <w:lang w:eastAsia="ja-JP"/>
+              <w:rPr>
+                <w:rFonts w:ascii="Calibri" w:eastAsia="Malgun Gothic" w:hAnsi="Calibri" w:cs="Calibri"/>
+                <w:lang w:eastAsia="ko-KR"/>
               </w:rPr>
             </w:pPr>
-          </w:p>
-        </w:tc>
-        <w:tc>
-          <w:tcPr>
-            <w:tcW w:w="1123" w:type="dxa"/>
-            <w:shd w:val="clear" w:color="auto" w:fill="D9F2D0" w:themeFill="accent6" w:themeFillTint="33"/>
-            <w:noWrap/>
-            <w:vAlign w:val="center"/>
-            <w:hideMark/>
-          </w:tcPr>
-          <w:p>
-            <w:pPr>
-              <w:jc w:val="center"/>
-              <w:rPr>
-                <w:rFonts w:ascii="Calibri" w:eastAsia="Times New Roman" w:hAnsi="Calibri" w:cs="Calibri"/>
-                <w:lang w:eastAsia="ja-JP"/>
-              </w:rPr>
-            </w:pPr>
-            <w:r>
-              <w:rPr>
-                <w:rFonts w:ascii="Calibri" w:hAnsi="Calibri" w:cs="Calibri"/>
-                <w:lang w:eastAsia="ko-KR"/>
-              </w:rPr>
-              <w:t>8/11</w:t>
-            </w:r>
-            <w:r>
-              <w:rPr>
-                <w:rFonts w:ascii="Calibri" w:hAnsi="Calibri" w:cs="Calibri"/>
-              </w:rPr>
-              <w:t xml:space="preserve"> (</w:t>
-            </w:r>
-            <w:r>
-              <w:rPr>
-                <w:rFonts w:ascii="Calibri" w:eastAsia="Malgun Gothic" w:hAnsi="Calibri" w:cs="Calibri"/>
-              </w:rPr>
-              <w:t>화</w:t>
-            </w:r>
-            <w:r>
-              <w:rPr>
-                <w:rFonts w:ascii="Calibri" w:hAnsi="Calibri" w:cs="Calibri"/>
-              </w:rPr>
-              <w:t>)</w:t>
-            </w:r>
-          </w:p>
-        </w:tc>
-        <w:tc>
-          <w:tcPr>
-            <w:tcW w:w="6510" w:type="dxa"/>
-            <w:shd w:val="clear" w:color="auto" w:fill="D9F2D0" w:themeFill="accent6" w:themeFillTint="33"/>
-            <w:vAlign w:val="center"/>
-          </w:tcPr>
-          <w:p>
-            <w:pPr>
-              <w:jc w:val="center"/>
-              <w:rPr>
-                <w:rFonts w:ascii="Calibri" w:eastAsia="Times New Roman" w:hAnsi="Calibri" w:cs="Calibri"/>
-                <w:lang w:eastAsia="ja-JP"/>
-              </w:rPr>
-            </w:pPr>
-            <w:r>
-              <w:rPr>
-                <w:rFonts w:ascii="Calibri" w:hAnsi="Calibri" w:cs="Calibri"/>
-                <w:lang w:eastAsia="ko-KR"/>
-              </w:rPr>
-              <w:t xml:space="preserve">Exam 1 (Ch 0,1,2,3,4, 6, 7 only)  </w:t>
-            </w:r>
-          </w:p>
-        </w:tc>
-        <w:tc>
-          <w:tcPr>
-            <w:tcW w:w="1457" w:type="dxa"/>
-            <w:shd w:val="clear" w:color="auto" w:fill="D9F2D0" w:themeFill="accent6" w:themeFillTint="33"/>
-            <w:noWrap/>
-            <w:vAlign w:val="bottom"/>
-          </w:tcPr>
-          <w:p>
-            <w:pPr>
-              <w:rPr>
-                <w:rFonts w:ascii="Calibri" w:eastAsia="Malgun Gothic" w:hAnsi="Calibri" w:cs="Calibri"/>
-                <w:lang w:eastAsia="ko-KR"/>
-              </w:rPr>
-            </w:pPr>
-            <w:r>
-              <w:rPr>
-                <w:rFonts w:ascii="Calibri" w:eastAsia="Malgun Gothic" w:hAnsi="Calibri" w:cs="Calibri"/>
-                <w:lang w:eastAsia="ko-KR"/>
-              </w:rPr>
-              <w:t>Ch 6,7</w:t>
-            </w:r>
-          </w:p>
-        </w:tc>
-      </w:tr>
-      <w:tr>
-        <w:trPr>
-          <w:trHeight w:val="521"/>
-          <w:jc w:val="center"/>
-        </w:trPr>
-        <w:tc>
-          <w:tcPr>
-            <w:tcW w:w="942" w:type="dxa"/>
-            <w:noWrap/>
-            <w:vAlign w:val="center"/>
-          </w:tcPr>
-          <w:p>
-            <w:pPr>
-              <w:jc w:val="center"/>
-              <w:rPr>
-                <w:rFonts w:ascii="Calibri" w:hAnsi="Calibri" w:cs="Calibri"/>
-                <w:lang w:eastAsia="ko-KR"/>
-              </w:rPr>
-            </w:pPr>
-            <w:r>
-              <w:rPr>
-                <w:rFonts w:ascii="Calibri" w:hAnsi="Calibri" w:cs="Calibri"/>
-                <w:lang w:eastAsia="ko-KR"/>
-              </w:rPr>
-              <w:t>9</w:t>
-            </w:r>
-          </w:p>
-        </w:tc>
-        <w:tc>
-          <w:tcPr>
-            <w:tcW w:w="1123" w:type="dxa"/>
-            <w:noWrap/>
-            <w:vAlign w:val="center"/>
-          </w:tcPr>
-          <w:p>
-            <w:pPr>
-              <w:jc w:val="center"/>
-              <w:rPr>
-                <w:rFonts w:ascii="Calibri" w:hAnsi="Calibri" w:cs="Calibri"/>
-                <w:lang w:eastAsia="ko-KR"/>
-              </w:rPr>
-            </w:pPr>
-            <w:r>
-              <w:rPr>
-                <w:rFonts w:ascii="Calibri" w:hAnsi="Calibri" w:cs="Calibri"/>
-                <w:lang w:eastAsia="ko-KR"/>
-              </w:rPr>
-              <w:t>8/13</w:t>
-            </w:r>
-            <w:r>
-              <w:rPr>
-                <w:rFonts w:ascii="Calibri" w:hAnsi="Calibri" w:cs="Calibri"/>
-              </w:rPr>
-              <w:t xml:space="preserve"> (</w:t>
-            </w:r>
-            <w:r>
-              <w:rPr>
-                <w:rFonts w:ascii="Calibri" w:eastAsia="Malgun Gothic" w:hAnsi="Calibri" w:cs="Calibri"/>
-              </w:rPr>
-              <w:t>목</w:t>
-            </w:r>
-            <w:r>
-              <w:rPr>
-                <w:rFonts w:ascii="Calibri" w:hAnsi="Calibri" w:cs="Calibri"/>
-              </w:rPr>
-              <w:t>)</w:t>
-            </w:r>
-          </w:p>
-        </w:tc>
-        <w:tc>
-          <w:tcPr>
-            <w:tcW w:w="6510" w:type="dxa"/>
-            <w:vAlign w:val="center"/>
-          </w:tcPr>
-          <w:p>
-            <w:pPr>
-              <w:rPr>
-                <w:rFonts w:ascii="Calibri" w:hAnsi="Calibri" w:cs="Calibri"/>
-                <w:lang w:eastAsia="ko-KR"/>
-              </w:rPr>
-            </w:pPr>
-            <w:r>
-              <w:rPr>
-                <w:rFonts w:ascii="Calibri" w:eastAsia="Malgun Gothic" w:hAnsi="Calibri" w:cs="Calibri"/>
-                <w:lang w:eastAsia="ko-KR"/>
-              </w:rPr>
-              <w:t>Ch 5 Analyzing and Interpreting Financial Statements</w:t>
-            </w:r>
-          </w:p>
-        </w:tc>
-        <w:tc>
-          <w:tcPr>
-            <w:tcW w:w="1457" w:type="dxa"/>
-            <w:noWrap/>
-            <w:vAlign w:val="bottom"/>
-          </w:tcPr>
-          <w:p>
-            <w:pPr>
-              <w:rPr>
-                <w:rFonts w:ascii="Calibri" w:eastAsia="Malgun Gothic" w:hAnsi="Calibri" w:cs="Calibri"/>
-                <w:lang w:eastAsia="ko-KR"/>
-              </w:rPr>
-            </w:pPr>
+            <w:r>
+              <w:rPr>
+                <w:rFonts w:ascii="Malgun Gothic" w:eastAsia="Malgun Gothic" w:hAnsi="Malgun Gothic" w:hint="eastAsia"/>
+                <w:sz w:val="21"/>
+                <w:szCs w:val="21"/>
+                <w:lang w:eastAsia="ko-KR"/>
+              </w:rPr>
+              <w:t>Ch 5 &amp; 7</w:t>
+            </w:r>
           </w:p>
         </w:tc>
       </w:tr>
@@ -3460,9 +3684,15 @@
             <w:r>
               <w:rPr>
                 <w:rFonts w:ascii="Calibri" w:hAnsi="Calibri" w:cs="Calibri"/>
-                <w:lang w:eastAsia="ko-KR"/>
-              </w:rPr>
-              <w:t>10</w:t>
+              </w:rPr>
+              <w:t>1</w:t>
+            </w:r>
+            <w:r>
+              <w:rPr>
+                <w:rFonts w:ascii="Calibri" w:hAnsi="Calibri" w:cs="Calibri"/>
+                <w:lang w:eastAsia="ko-KR"/>
+              </w:rPr>
+              <w:t>4</w:t>
             </w:r>
           </w:p>
         </w:tc>
@@ -3485,19 +3715,19 @@
                 <w:rFonts w:ascii="Calibri" w:hAnsi="Calibri" w:cs="Calibri"/>
                 <w:lang w:eastAsia="ko-KR"/>
               </w:rPr>
-              <w:t>8/15</w:t>
-            </w:r>
-            <w:r>
-              <w:rPr>
-                <w:rFonts w:ascii="Calibri" w:hAnsi="Calibri" w:cs="Calibri"/>
-              </w:rPr>
-              <w:t xml:space="preserve"> (</w:t>
+              <w:t xml:space="preserve">8/20 </w:t>
+            </w:r>
+            <w:r>
+              <w:rPr>
+                <w:rFonts w:ascii="Calibri" w:hAnsi="Calibri" w:cs="Calibri"/>
+              </w:rPr>
+              <w:t>(</w:t>
             </w:r>
             <w:r>
               <w:rPr>
                 <w:rFonts w:ascii="Calibri" w:eastAsia="Malgun Gothic" w:hAnsi="Calibri" w:cs="Calibri"/>
               </w:rPr>
-              <w:t>토</w:t>
+              <w:t>목</w:t>
             </w:r>
             <w:r>
               <w:rPr>
@@ -3514,6 +3744,11 @@
           </w:tcPr>
           <w:p>
             <w:pPr>
+              <w:pStyle w:val="ListParagraph"/>
+              <w:numPr>
+                <w:ilvl w:val="0"/>
+                <w:numId w:val="22"/>
+              </w:numPr>
               <w:rPr>
                 <w:rFonts w:ascii="Calibri" w:eastAsia="Malgun Gothic" w:hAnsi="Calibri" w:cs="Calibri"/>
                 <w:lang w:eastAsia="ko-KR"/>
@@ -3524,7 +3759,86 @@
                 <w:rFonts w:ascii="Calibri" w:eastAsia="Malgun Gothic" w:hAnsi="Calibri" w:cs="Calibri"/>
                 <w:lang w:eastAsia="ko-KR"/>
               </w:rPr>
-              <w:t>Ch 8 – Reporting and Analyzing Long-Term Operating Assets</w:t>
+              <w:t xml:space="preserve">Ch </w:t>
+            </w:r>
+            <w:proofErr w:type="gramStart"/>
+            <w:r>
+              <w:rPr>
+                <w:rFonts w:ascii="Calibri" w:eastAsia="Malgun Gothic" w:hAnsi="Calibri" w:cs="Calibri"/>
+                <w:lang w:eastAsia="ko-KR"/>
+              </w:rPr>
+              <w:t>9  Reporting</w:t>
+            </w:r>
+            <w:proofErr w:type="gramEnd"/>
+            <w:r>
+              <w:rPr>
+                <w:rFonts w:ascii="Calibri" w:eastAsia="Malgun Gothic" w:hAnsi="Calibri" w:cs="Calibri"/>
+                <w:lang w:eastAsia="ko-KR"/>
+              </w:rPr>
+              <w:t xml:space="preserve"> and Analyzing Liabilities</w:t>
+            </w:r>
+          </w:p>
+          <w:p>
+            <w:pPr>
+              <w:pStyle w:val="ListParagraph"/>
+              <w:numPr>
+                <w:ilvl w:val="0"/>
+                <w:numId w:val="22"/>
+              </w:numPr>
+              <w:rPr>
+                <w:rFonts w:ascii="Calibri" w:eastAsia="Malgun Gothic" w:hAnsi="Calibri" w:cs="Calibri"/>
+                <w:lang w:eastAsia="ko-KR"/>
+              </w:rPr>
+            </w:pPr>
+            <w:r>
+              <w:rPr>
+                <w:rFonts w:ascii="Calibri" w:eastAsia="Malgun Gothic" w:hAnsi="Calibri" w:cs="Calibri"/>
+                <w:lang w:eastAsia="ko-KR"/>
+              </w:rPr>
+              <w:t xml:space="preserve">Ch 10 Reporting Income </w:t>
+            </w:r>
+            <w:proofErr w:type="gramStart"/>
+            <w:r>
+              <w:rPr>
+                <w:rFonts w:ascii="Calibri" w:eastAsia="Malgun Gothic" w:hAnsi="Calibri" w:cs="Calibri"/>
+                <w:lang w:eastAsia="ko-KR"/>
+              </w:rPr>
+              <w:t xml:space="preserve">Taxes </w:t>
+            </w:r>
+            <w:r>
+              <w:rPr>
+                <w:rFonts w:ascii="Calibri" w:eastAsia="Malgun Gothic" w:hAnsi="Calibri" w:cs="Calibri" w:hint="eastAsia"/>
+                <w:lang w:eastAsia="ko-KR"/>
+              </w:rPr>
+              <w:t xml:space="preserve"> &amp;</w:t>
+            </w:r>
+            <w:proofErr w:type="gramEnd"/>
+            <w:r>
+              <w:rPr>
+                <w:rFonts w:ascii="Calibri" w:eastAsia="Malgun Gothic" w:hAnsi="Calibri" w:cs="Calibri"/>
+                <w:lang w:eastAsia="ko-KR"/>
+              </w:rPr>
+              <w:t xml:space="preserve">Commitments and Contingencies </w:t>
+            </w:r>
+          </w:p>
+          <w:p>
+            <w:pPr>
+              <w:pStyle w:val="ListParagraph"/>
+              <w:numPr>
+                <w:ilvl w:val="0"/>
+                <w:numId w:val="22"/>
+              </w:numPr>
+              <w:rPr>
+                <w:rFonts w:ascii="Calibri" w:eastAsia="Malgun Gothic" w:hAnsi="Calibri" w:cs="Calibri"/>
+                <w:lang w:eastAsia="ko-KR"/>
+              </w:rPr>
+            </w:pPr>
+            <w:r>
+              <w:rPr>
+                <w:rFonts w:ascii="Calibri" w:eastAsia="Malgun Gothic" w:hAnsi="Calibri" w:cs="Calibri" w:hint="eastAsia"/>
+                <w:lang w:eastAsia="ko-KR"/>
+              </w:rPr>
+              <w:t>Course Review</w:t>
             </w:r>
           </w:p>
         </w:tc>
@@ -3532,7 +3846,7 @@
           <w:tcPr>
             <w:tcW w:w="1457" w:type="dxa"/>
             <w:noWrap/>
-            <w:vAlign w:val="bottom"/>
+            <w:vAlign w:val="center"/>
           </w:tcPr>
           <w:p>
             <w:pPr>
@@ -3541,12 +3855,21 @@
                 <w:lang w:eastAsia="ja-JP"/>
               </w:rPr>
             </w:pPr>
+            <w:r>
+              <w:rPr>
+                <w:rFonts w:ascii="Malgun Gothic" w:eastAsia="Malgun Gothic" w:hAnsi="Malgun Gothic" w:hint="eastAsia"/>
+                <w:sz w:val="21"/>
+                <w:szCs w:val="21"/>
+                <w:lang w:eastAsia="ko-KR"/>
+              </w:rPr>
+              <w:t>Ch 5 and 8</w:t>
+            </w:r>
           </w:p>
         </w:tc>
       </w:tr>
       <w:tr>
         <w:trPr>
-          <w:trHeight w:val="1061"/>
+          <w:trHeight w:val="512"/>
           <w:jc w:val="center"/>
         </w:trPr>
         <w:tc>
@@ -3565,10 +3888,10 @@
             </w:pPr>
             <w:r>
               <w:rPr>
-                <w:rFonts w:ascii="Calibri" w:hAnsi="Calibri" w:cs="Calibri"/>
-                <w:lang w:eastAsia="ko-KR"/>
-              </w:rPr>
-              <w:t>11</w:t>
+                <w:rFonts w:ascii="Calibri" w:eastAsia="Malgun Gothic" w:hAnsi="Calibri" w:cs="Calibri" w:hint="eastAsia"/>
+                <w:lang w:eastAsia="ko-KR"/>
+              </w:rPr>
+              <w:t>15</w:t>
             </w:r>
           </w:p>
         </w:tc>
@@ -3591,7 +3914,7 @@
                 <w:rFonts w:ascii="Calibri" w:hAnsi="Calibri" w:cs="Calibri"/>
                 <w:lang w:eastAsia="ko-KR"/>
               </w:rPr>
-              <w:t>8/15</w:t>
+              <w:t>8/22</w:t>
             </w:r>
             <w:r>
               <w:rPr>
@@ -3630,38 +3953,7 @@
                 <w:rFonts w:ascii="Calibri" w:eastAsia="Malgun Gothic" w:hAnsi="Calibri" w:cs="Calibri"/>
                 <w:lang w:eastAsia="ko-KR"/>
               </w:rPr>
-              <w:t xml:space="preserve">Ch </w:t>
-            </w:r>
-            <w:proofErr w:type="gramStart"/>
-            <w:r>
-              <w:rPr>
-                <w:rFonts w:ascii="Calibri" w:eastAsia="Malgun Gothic" w:hAnsi="Calibri" w:cs="Calibri"/>
-                <w:lang w:eastAsia="ko-KR"/>
-              </w:rPr>
-              <w:t>9  Reporting</w:t>
-            </w:r>
-            <w:proofErr w:type="gramEnd"/>
-            <w:r>
-              <w:rPr>
-                <w:rFonts w:ascii="Calibri" w:eastAsia="Malgun Gothic" w:hAnsi="Calibri" w:cs="Calibri"/>
-                <w:lang w:eastAsia="ko-KR"/>
-              </w:rPr>
-              <w:t xml:space="preserve"> and Analyzing Liabilities</w:t>
-            </w:r>
-          </w:p>
-          <w:p>
-            <w:pPr>
-              <w:rPr>
-                <w:rFonts w:ascii="Calibri" w:eastAsia="Malgun Gothic" w:hAnsi="Calibri" w:cs="Calibri"/>
-                <w:lang w:eastAsia="ko-KR"/>
-              </w:rPr>
-            </w:pPr>
-            <w:r>
-              <w:rPr>
-                <w:rFonts w:ascii="Calibri" w:eastAsia="Malgun Gothic" w:hAnsi="Calibri" w:cs="Calibri"/>
-                <w:lang w:eastAsia="ko-KR"/>
-              </w:rPr>
-              <w:t xml:space="preserve">Ch 10 Reporting Income Taxes and Commitments and Contingencies </w:t>
+              <w:t>Ch 11 – Reporting and Analyzing Stockholders’ Equity</w:t>
             </w:r>
           </w:p>
         </w:tc>
@@ -3689,6 +3981,7 @@
         <w:tc>
           <w:tcPr>
             <w:tcW w:w="942" w:type="dxa"/>
+            <w:shd w:val="clear" w:color="auto" w:fill="D9F2D0" w:themeFill="accent6" w:themeFillTint="33"/>
             <w:noWrap/>
             <w:vAlign w:val="center"/>
           </w:tcPr>
@@ -3696,371 +3989,17 @@
             <w:pPr>
               <w:jc w:val="center"/>
               <w:rPr>
-                <w:rFonts w:ascii="Calibri" w:eastAsia="Times New Roman" w:hAnsi="Calibri" w:cs="Calibri"/>
-                <w:lang w:eastAsia="ja-JP"/>
+                <w:rFonts w:ascii="Calibri" w:eastAsia="Malgun Gothic" w:hAnsi="Calibri" w:cs="Calibri"/>
+                <w:lang w:eastAsia="ko-KR"/>
               </w:rPr>
             </w:pPr>
             <w:r>
               <w:rPr>
-                <w:rFonts w:ascii="Calibri" w:hAnsi="Calibri" w:cs="Calibri"/>
-                <w:lang w:eastAsia="ko-KR"/>
-              </w:rPr>
-              <w:t>12</w:t>
-            </w:r>
-          </w:p>
-        </w:tc>
-        <w:tc>
-          <w:tcPr>
-            <w:tcW w:w="1123" w:type="dxa"/>
-            <w:noWrap/>
-            <w:vAlign w:val="center"/>
-          </w:tcPr>
-          <w:p>
-            <w:pPr>
-              <w:jc w:val="center"/>
-              <w:rPr>
-                <w:rFonts w:ascii="Calibri" w:eastAsia="Times New Roman" w:hAnsi="Calibri" w:cs="Calibri"/>
-                <w:lang w:eastAsia="ja-JP"/>
-              </w:rPr>
-            </w:pPr>
-            <w:r>
-              <w:rPr>
-                <w:rFonts w:ascii="Calibri" w:hAnsi="Calibri" w:cs="Calibri"/>
-                <w:lang w:eastAsia="ko-KR"/>
-              </w:rPr>
-              <w:t xml:space="preserve">8/18 </w:t>
-            </w:r>
-            <w:r>
-              <w:rPr>
-                <w:rFonts w:ascii="Calibri" w:hAnsi="Calibri" w:cs="Calibri"/>
-              </w:rPr>
-              <w:t>(</w:t>
-            </w:r>
-            <w:r>
-              <w:rPr>
-                <w:rFonts w:ascii="Calibri" w:eastAsia="Malgun Gothic" w:hAnsi="Calibri" w:cs="Calibri"/>
-              </w:rPr>
-              <w:t>화</w:t>
-            </w:r>
-            <w:r>
-              <w:rPr>
-                <w:rFonts w:ascii="Calibri" w:hAnsi="Calibri" w:cs="Calibri"/>
-              </w:rPr>
-              <w:t>)</w:t>
-            </w:r>
-          </w:p>
-        </w:tc>
-        <w:tc>
-          <w:tcPr>
-            <w:tcW w:w="6510" w:type="dxa"/>
-            <w:vAlign w:val="center"/>
-          </w:tcPr>
-          <w:p>
-            <w:pPr>
-              <w:rPr>
-                <w:rFonts w:ascii="Calibri" w:eastAsia="Malgun Gothic" w:hAnsi="Calibri" w:cs="Calibri"/>
-                <w:lang w:eastAsia="ko-KR"/>
-              </w:rPr>
-            </w:pPr>
-            <w:r>
-              <w:rPr>
-                <w:rFonts w:ascii="Calibri" w:eastAsia="Malgun Gothic" w:hAnsi="Calibri" w:cs="Calibri"/>
-                <w:lang w:eastAsia="ko-KR"/>
-              </w:rPr>
-              <w:t>Ch 11 – Reporting and Analyzing Stockholders’ Equity</w:t>
-            </w:r>
-          </w:p>
-        </w:tc>
-        <w:tc>
-          <w:tcPr>
-            <w:tcW w:w="1457" w:type="dxa"/>
-            <w:noWrap/>
-            <w:vAlign w:val="bottom"/>
-          </w:tcPr>
-          <w:p>
-            <w:pPr>
-              <w:rPr>
-                <w:rFonts w:ascii="Calibri" w:eastAsia="Times New Roman" w:hAnsi="Calibri" w:cs="Calibri"/>
-                <w:lang w:eastAsia="ja-JP"/>
-              </w:rPr>
-            </w:pPr>
-            <w:r>
-              <w:rPr>
-                <w:rFonts w:ascii="Calibri" w:eastAsia="Malgun Gothic" w:hAnsi="Calibri" w:cs="Calibri"/>
-                <w:lang w:eastAsia="ko-KR"/>
-              </w:rPr>
-              <w:t xml:space="preserve">Ch </w:t>
-            </w:r>
-            <w:r>
-              <w:rPr>
-                <w:rFonts w:ascii="Calibri" w:eastAsia="Malgun Gothic" w:hAnsi="Calibri" w:cs="Calibri"/>
-                <w:lang w:eastAsia="ko-KR"/>
-              </w:rPr>
-              <w:t>5,</w:t>
-            </w:r>
-            <w:r>
-              <w:rPr>
-                <w:rFonts w:ascii="Calibri" w:eastAsia="Malgun Gothic" w:hAnsi="Calibri" w:cs="Calibri"/>
-                <w:lang w:eastAsia="ko-KR"/>
-              </w:rPr>
-              <w:t>8,9,10,</w:t>
-            </w:r>
-            <w:r>
-              <w:rPr>
-                <w:rFonts w:ascii="Calibri" w:eastAsia="Malgun Gothic" w:hAnsi="Calibri" w:cs="Calibri"/>
-                <w:lang w:eastAsia="ko-KR"/>
-              </w:rPr>
-              <w:t xml:space="preserve"> &amp; </w:t>
-            </w:r>
-            <w:r>
-              <w:rPr>
-                <w:rFonts w:ascii="Calibri" w:eastAsia="Malgun Gothic" w:hAnsi="Calibri" w:cs="Calibri"/>
-                <w:lang w:eastAsia="ko-KR"/>
-              </w:rPr>
-              <w:t>11</w:t>
-            </w:r>
-          </w:p>
-        </w:tc>
-      </w:tr>
-      <w:tr>
-        <w:trPr>
-          <w:trHeight w:val="620"/>
-          <w:jc w:val="center"/>
-        </w:trPr>
-        <w:tc>
-          <w:tcPr>
-            <w:tcW w:w="942" w:type="dxa"/>
-            <w:noWrap/>
-            <w:vAlign w:val="center"/>
-          </w:tcPr>
-          <w:p>
-            <w:pPr>
-              <w:jc w:val="center"/>
-              <w:rPr>
-                <w:rFonts w:ascii="Calibri" w:hAnsi="Calibri" w:cs="Calibri"/>
-                <w:lang w:eastAsia="ko-KR"/>
-              </w:rPr>
-            </w:pPr>
-            <w:r>
-              <w:rPr>
-                <w:rFonts w:ascii="Calibri" w:hAnsi="Calibri" w:cs="Calibri"/>
-                <w:lang w:eastAsia="ko-KR"/>
-              </w:rPr>
-              <w:t>13</w:t>
-            </w:r>
-          </w:p>
-        </w:tc>
-        <w:tc>
-          <w:tcPr>
-            <w:tcW w:w="1123" w:type="dxa"/>
-            <w:noWrap/>
-            <w:vAlign w:val="center"/>
-          </w:tcPr>
-          <w:p>
-            <w:pPr>
-              <w:jc w:val="center"/>
-              <w:rPr>
-                <w:rFonts w:ascii="Calibri" w:hAnsi="Calibri" w:cs="Calibri"/>
-                <w:lang w:eastAsia="ko-KR"/>
-              </w:rPr>
-            </w:pPr>
-            <w:r>
-              <w:rPr>
-                <w:rFonts w:ascii="Calibri" w:hAnsi="Calibri" w:cs="Calibri"/>
-                <w:lang w:eastAsia="ko-KR"/>
-              </w:rPr>
-              <w:t xml:space="preserve">8/20 </w:t>
-            </w:r>
-            <w:r>
-              <w:rPr>
-                <w:rFonts w:ascii="Calibri" w:hAnsi="Calibri" w:cs="Calibri"/>
-              </w:rPr>
-              <w:t>(</w:t>
-            </w:r>
-            <w:r>
-              <w:rPr>
-                <w:rFonts w:ascii="Calibri" w:eastAsia="Malgun Gothic" w:hAnsi="Calibri" w:cs="Calibri"/>
-              </w:rPr>
-              <w:t>목</w:t>
-            </w:r>
-            <w:r>
-              <w:rPr>
-                <w:rFonts w:ascii="Calibri" w:hAnsi="Calibri" w:cs="Calibri"/>
-              </w:rPr>
-              <w:t>)</w:t>
-            </w:r>
-          </w:p>
-        </w:tc>
-        <w:tc>
-          <w:tcPr>
-            <w:tcW w:w="6510" w:type="dxa"/>
-            <w:vAlign w:val="center"/>
-          </w:tcPr>
-          <w:p>
-            <w:pPr>
-              <w:rPr>
-                <w:rFonts w:ascii="Calibri" w:eastAsia="Malgun Gothic" w:hAnsi="Calibri" w:cs="Calibri"/>
-                <w:lang w:eastAsia="ko-KR"/>
-              </w:rPr>
-            </w:pPr>
-            <w:r>
-              <w:rPr>
-                <w:rFonts w:ascii="Calibri" w:eastAsia="Malgun Gothic" w:hAnsi="Calibri" w:cs="Calibri"/>
-                <w:lang w:eastAsia="ko-KR"/>
-              </w:rPr>
-              <w:t>Ch 12 - Reporting and analyzing Financial Investments</w:t>
-            </w:r>
-          </w:p>
-        </w:tc>
-        <w:tc>
-          <w:tcPr>
-            <w:tcW w:w="1457" w:type="dxa"/>
-            <w:noWrap/>
-            <w:vAlign w:val="bottom"/>
-          </w:tcPr>
-          <w:p>
-            <w:pPr>
-              <w:rPr>
-                <w:rFonts w:ascii="Calibri" w:eastAsia="Malgun Gothic" w:hAnsi="Calibri" w:cs="Calibri"/>
-                <w:lang w:eastAsia="ko-KR"/>
-              </w:rPr>
-            </w:pPr>
-          </w:p>
-        </w:tc>
-      </w:tr>
-      <w:tr>
-        <w:trPr>
-          <w:trHeight w:val="1061"/>
-          <w:jc w:val="center"/>
-        </w:trPr>
-        <w:tc>
-          <w:tcPr>
-            <w:tcW w:w="942" w:type="dxa"/>
-            <w:noWrap/>
-            <w:vAlign w:val="center"/>
-          </w:tcPr>
-          <w:p>
-            <w:pPr>
-              <w:jc w:val="center"/>
-              <w:rPr>
-                <w:rFonts w:ascii="Calibri" w:eastAsia="Times New Roman" w:hAnsi="Calibri" w:cs="Calibri"/>
-                <w:lang w:eastAsia="ja-JP"/>
-              </w:rPr>
-            </w:pPr>
-            <w:r>
-              <w:rPr>
-                <w:rFonts w:ascii="Calibri" w:hAnsi="Calibri" w:cs="Calibri"/>
-              </w:rPr>
-              <w:t>1</w:t>
-            </w:r>
-            <w:r>
-              <w:rPr>
-                <w:rFonts w:ascii="Calibri" w:hAnsi="Calibri" w:cs="Calibri"/>
-                <w:lang w:eastAsia="ko-KR"/>
-              </w:rPr>
-              <w:t>4</w:t>
-            </w:r>
-          </w:p>
-        </w:tc>
-        <w:tc>
-          <w:tcPr>
-            <w:tcW w:w="1123" w:type="dxa"/>
-            <w:noWrap/>
-            <w:vAlign w:val="center"/>
-          </w:tcPr>
-          <w:p>
-            <w:pPr>
-              <w:jc w:val="center"/>
-              <w:rPr>
-                <w:rFonts w:ascii="Calibri" w:eastAsia="Times New Roman" w:hAnsi="Calibri" w:cs="Calibri"/>
-                <w:lang w:eastAsia="ja-JP"/>
-              </w:rPr>
-            </w:pPr>
-            <w:r>
-              <w:rPr>
-                <w:rFonts w:ascii="Calibri" w:hAnsi="Calibri" w:cs="Calibri"/>
-                <w:lang w:eastAsia="ko-KR"/>
-              </w:rPr>
-              <w:t>8/22</w:t>
-            </w:r>
-            <w:r>
-              <w:rPr>
-                <w:rFonts w:ascii="Calibri" w:hAnsi="Calibri" w:cs="Calibri"/>
-              </w:rPr>
-              <w:t xml:space="preserve"> (</w:t>
-            </w:r>
-            <w:r>
-              <w:rPr>
-                <w:rFonts w:ascii="Calibri" w:eastAsia="Malgun Gothic" w:hAnsi="Calibri" w:cs="Calibri"/>
-              </w:rPr>
-              <w:t>토</w:t>
-            </w:r>
-            <w:r>
-              <w:rPr>
-                <w:rFonts w:ascii="Calibri" w:hAnsi="Calibri" w:cs="Calibri"/>
-              </w:rPr>
-              <w:t>)</w:t>
-            </w:r>
-          </w:p>
-        </w:tc>
-        <w:tc>
-          <w:tcPr>
-            <w:tcW w:w="6510" w:type="dxa"/>
-            <w:vAlign w:val="center"/>
-          </w:tcPr>
-          <w:p>
-            <w:pPr>
-              <w:rPr>
-                <w:rFonts w:ascii="Calibri" w:eastAsia="Malgun Gothic" w:hAnsi="Calibri" w:cs="Calibri"/>
-                <w:lang w:eastAsia="ko-KR"/>
-              </w:rPr>
-            </w:pPr>
-            <w:r>
-              <w:rPr>
-                <w:rFonts w:ascii="Calibri" w:eastAsia="Malgun Gothic" w:hAnsi="Calibri" w:cs="Calibri"/>
-                <w:lang w:eastAsia="ko-KR"/>
-              </w:rPr>
-              <w:t>Special Topics – Blockchain and Crypto Assets (Bitcoin): Introduction to blockchain technology, cryptocurrency fundamentals, and accounting considerations for digital assets.</w:t>
-            </w:r>
-          </w:p>
-        </w:tc>
-        <w:tc>
-          <w:tcPr>
-            <w:tcW w:w="1457" w:type="dxa"/>
-            <w:noWrap/>
-            <w:vAlign w:val="bottom"/>
-          </w:tcPr>
-          <w:p>
-            <w:pPr>
-              <w:rPr>
-                <w:rFonts w:ascii="Calibri" w:eastAsia="Times New Roman" w:hAnsi="Calibri" w:cs="Calibri"/>
-                <w:lang w:eastAsia="ja-JP"/>
-              </w:rPr>
-            </w:pPr>
-          </w:p>
-        </w:tc>
-      </w:tr>
-      <w:tr>
-        <w:trPr>
-          <w:trHeight w:val="629"/>
-          <w:jc w:val="center"/>
-        </w:trPr>
-        <w:tc>
-          <w:tcPr>
-            <w:tcW w:w="942" w:type="dxa"/>
-            <w:shd w:val="clear" w:color="auto" w:fill="D9F2D0" w:themeFill="accent6" w:themeFillTint="33"/>
-            <w:noWrap/>
-            <w:vAlign w:val="center"/>
-            <w:hideMark/>
-          </w:tcPr>
-          <w:p>
-            <w:pPr>
-              <w:jc w:val="center"/>
-              <w:rPr>
-                <w:rFonts w:ascii="Calibri" w:eastAsia="Times New Roman" w:hAnsi="Calibri" w:cs="Calibri"/>
-                <w:lang w:eastAsia="ja-JP"/>
-              </w:rPr>
-            </w:pPr>
+                <w:rFonts w:ascii="Calibri" w:hAnsi="Calibri" w:cs="Calibri" w:hint="eastAsia"/>
+                <w:lang w:eastAsia="ko-KR"/>
+              </w:rPr>
+              <w:t>16</w:t>
+            </w:r>
           </w:p>
         </w:tc>
         <w:tc>
@@ -4069,14 +4008,13 @@
             <w:shd w:val="clear" w:color="auto" w:fill="D9F2D0" w:themeFill="accent6" w:themeFillTint="33"/>
             <w:noWrap/>
             <w:vAlign w:val="center"/>
-            <w:hideMark/>
           </w:tcPr>
           <w:p>
             <w:pPr>
               <w:jc w:val="center"/>
               <w:rPr>
-                <w:rFonts w:ascii="Calibri" w:eastAsia="Malgun Gothic" w:hAnsi="Calibri" w:cs="Calibri"/>
-                <w:lang w:eastAsia="ko-KR"/>
+                <w:rFonts w:ascii="Calibri" w:eastAsia="Times New Roman" w:hAnsi="Calibri" w:cs="Calibri"/>
+                <w:lang w:eastAsia="ja-JP"/>
               </w:rPr>
             </w:pPr>
             <w:r>
@@ -4114,39 +4052,45 @@
           </w:tcPr>
           <w:p>
             <w:pPr>
-              <w:jc w:val="center"/>
-              <w:rPr>
-                <w:rFonts w:ascii="Calibri" w:eastAsia="Times New Roman" w:hAnsi="Calibri" w:cs="Calibri"/>
+              <w:rPr>
+                <w:rFonts w:ascii="Calibri" w:eastAsia="Malgun Gothic" w:hAnsi="Calibri" w:cs="Calibri"/>
                 <w:lang w:eastAsia="ko-KR"/>
               </w:rPr>
             </w:pPr>
             <w:r>
               <w:rPr>
-                <w:rFonts w:ascii="Calibri" w:hAnsi="Calibri" w:cs="Calibri"/>
-                <w:lang w:eastAsia="ko-KR"/>
-              </w:rPr>
-              <w:t>Exam 2 (Ch 8, 9, 10</w:t>
-            </w:r>
-            <w:r>
-              <w:rPr>
-                <w:rFonts w:ascii="Calibri" w:hAnsi="Calibri" w:cs="Calibri" w:hint="eastAsia"/>
-                <w:lang w:eastAsia="ko-KR"/>
-              </w:rPr>
-              <w:t xml:space="preserve"> &amp; </w:t>
-            </w:r>
-            <w:r>
-              <w:rPr>
-                <w:rFonts w:ascii="Calibri" w:hAnsi="Calibri" w:cs="Calibri"/>
-                <w:lang w:eastAsia="ko-KR"/>
-              </w:rPr>
-              <w:t>11)</w:t>
-            </w:r>
-            <w:r>
-              <w:rPr>
-                <w:rFonts w:ascii="Calibri" w:hAnsi="Calibri" w:cs="Calibri" w:hint="eastAsia"/>
-                <w:lang w:eastAsia="ko-KR"/>
-              </w:rPr>
-              <w:t xml:space="preserve"> &amp; excludes Chapter 12</w:t>
+                <w:rFonts w:ascii="Calibri" w:eastAsia="Malgun Gothic" w:hAnsi="Calibri" w:cs="Calibri" w:hint="eastAsia"/>
+                <w:lang w:eastAsia="ko-KR"/>
+              </w:rPr>
+              <w:t>Ch 0, 1,</w:t>
+            </w:r>
+            <w:r>
+              <w:rPr>
+                <w:rFonts w:ascii="Calibri" w:eastAsia="Malgun Gothic" w:hAnsi="Calibri" w:cs="Calibri" w:hint="eastAsia"/>
+                <w:lang w:eastAsia="ko-KR"/>
+              </w:rPr>
+              <w:t>2</w:t>
+            </w:r>
+            <w:r>
+              <w:rPr>
+                <w:rFonts w:ascii="Calibri" w:eastAsia="Malgun Gothic" w:hAnsi="Calibri" w:cs="Calibri" w:hint="eastAsia"/>
+                <w:lang w:eastAsia="ko-KR"/>
+              </w:rPr>
+              <w:t>,3,4,5,6,7 and 8 (exclude</w:t>
+            </w:r>
+            <w:r>
+              <w:rPr>
+                <w:rFonts w:ascii="Calibri" w:eastAsia="Malgun Gothic" w:hAnsi="Calibri" w:cs="Calibri" w:hint="eastAsia"/>
+                <w:lang w:eastAsia="ko-KR"/>
+              </w:rPr>
+              <w:t>s</w:t>
+            </w:r>
+            <w:r>
+              <w:rPr>
+                <w:rFonts w:ascii="Calibri" w:eastAsia="Malgun Gothic" w:hAnsi="Calibri" w:cs="Calibri" w:hint="eastAsia"/>
+                <w:lang w:eastAsia="ko-KR"/>
+              </w:rPr>
+              <w:t xml:space="preserve"> Ch 9, 10 &amp; 11)</w:t>
             </w:r>
           </w:p>
         </w:tc>
@@ -4156,7 +4100,6 @@
             <w:shd w:val="clear" w:color="auto" w:fill="D9F2D0" w:themeFill="accent6" w:themeFillTint="33"/>
             <w:noWrap/>
             <w:vAlign w:val="bottom"/>
-            <w:hideMark/>
           </w:tcPr>
           <w:p>
             <w:pPr>
@@ -6430,7 +6373,7 @@
   <w:abstractNum w:abstractNumId="18" w15:restartNumberingAfterBreak="0">
     <w:nsid w:val="59CD4E83"/>
     <w:multiLevelType w:val="hybridMultilevel"/>
-    <w:tmpl w:val="43463A06"/>
+    <w:tmpl w:val="538CB2E4"/>
     <w:lvl w:ilvl="0" w:tplc="04090001">
       <w:start w:val="1"/>
       <w:numFmt w:val="bullet"/>
@@ -7951,6 +7894,7 @@
   <w:style w:type="character" w:default="1" w:styleId="DefaultParagraphFont">
     <w:name w:val="Default Paragraph Font"/>
     <w:uiPriority w:val="1"/>
+    <w:semiHidden/>
     <w:unhideWhenUsed/>
   </w:style>
   <w:style w:type="table" w:default="1" w:styleId="TableNormal">
